--- a/Specifications techniques MultiPrep.docx
+++ b/Specifications techniques MultiPrep.docx
@@ -649,8 +649,8 @@
         <w:tblLook w:val="04A0" w:firstRow="1" w:lastRow="0" w:firstColumn="1" w:lastColumn="0" w:noHBand="0" w:noVBand="1"/>
       </w:tblPr>
       <w:tblGrid>
-        <w:gridCol w:w="3672"/>
-        <w:gridCol w:w="6911"/>
+        <w:gridCol w:w="3368"/>
+        <w:gridCol w:w="9628"/>
       </w:tblGrid>
       <w:tr>
         <w:tc>
@@ -904,7 +904,7 @@
                 <w:sz w:val="20"/>
                 <w:szCs w:val="20"/>
               </w:rPr>
-              <w:t xml:space="preserve"> avec drag and drop personnalisé.</w:t>
+              <w:t xml:space="preserve"> avec drag and drop personnalisé optimisé pour limiter les reconstructions de miniatures.</w:t>
             </w:r>
           </w:p>
         </w:tc>
@@ -1049,9 +1049,9 @@
         <w:tblLook w:val="04A0" w:firstRow="1" w:lastRow="0" w:firstColumn="1" w:lastColumn="0" w:noHBand="0" w:noVBand="1"/>
       </w:tblPr>
       <w:tblGrid>
-        <w:gridCol w:w="2323"/>
-        <w:gridCol w:w="6731"/>
-        <w:gridCol w:w="3942"/>
+        <w:gridCol w:w="2322"/>
+        <w:gridCol w:w="6737"/>
+        <w:gridCol w:w="3937"/>
       </w:tblGrid>
       <w:tr>
         <w:tc>
@@ -1359,7 +1359,7 @@
                 <w:sz w:val="20"/>
                 <w:szCs w:val="20"/>
               </w:rPr>
-              <w:t xml:space="preserve"> visuel.</w:t>
+              <w:t xml:space="preserve"> visuel déplacé pendant le mouvement, puis reconstruction finale au dépôt.</w:t>
             </w:r>
           </w:p>
         </w:tc>
@@ -2019,8 +2019,8 @@
       <w:tblGrid>
         <w:gridCol w:w="1573"/>
         <w:gridCol w:w="1047"/>
-        <w:gridCol w:w="5583"/>
-        <w:gridCol w:w="4793"/>
+        <w:gridCol w:w="4753"/>
+        <w:gridCol w:w="5623"/>
       </w:tblGrid>
       <w:tr>
         <w:tc>
@@ -2273,7 +2273,7 @@
                 <w:sz w:val="20"/>
                 <w:szCs w:val="20"/>
               </w:rPr>
-              <w:t>Très adapté au rendu rapide de pages PDF pour l’aperçu visuel.</w:t>
+              <w:t>Très adapté au rendu rapide de pages PDF pour l’aperçu visuel déplacé pendant le mouvement, puis reconstruction finale au dépôt.</w:t>
             </w:r>
           </w:p>
         </w:tc>
@@ -2298,6 +2298,7 @@
                 <w:sz w:val="21"/>
                 <w:szCs w:val="21"/>
               </w:rPr>
+              <w:lastRenderedPageBreak/>
               <w:t>pypdf</w:t>
             </w:r>
             <w:proofErr w:type="spellEnd"/>
@@ -3025,7 +3026,6 @@
       </w:pPr>
       <w:bookmarkStart w:id="3" w:name="sec_4_architecture"/>
       <w:r>
-        <w:lastRenderedPageBreak/>
         <w:t>4. Architecture du projet</w:t>
       </w:r>
       <w:bookmarkEnd w:id="3"/>
@@ -4695,8 +4695,8 @@
         <w:tblLook w:val="04A0" w:firstRow="1" w:lastRow="0" w:firstColumn="1" w:lastColumn="0" w:noHBand="0" w:noVBand="1"/>
       </w:tblPr>
       <w:tblGrid>
-        <w:gridCol w:w="2232"/>
-        <w:gridCol w:w="10764"/>
+        <w:gridCol w:w="2167"/>
+        <w:gridCol w:w="10829"/>
       </w:tblGrid>
       <w:tr>
         <w:tc>
@@ -5161,7 +5161,7 @@
                 <w:sz w:val="20"/>
                 <w:szCs w:val="20"/>
               </w:rPr>
-              <w:t xml:space="preserve"> après drag and drop.</w:t>
+              <w:t xml:space="preserve"> après drag and drop sans demander à la grille de se reconstruire une seconde fois.</w:t>
             </w:r>
           </w:p>
         </w:tc>
@@ -5588,6 +5588,7 @@
                 <w:sz w:val="21"/>
                 <w:szCs w:val="21"/>
               </w:rPr>
+              <w:lastRenderedPageBreak/>
               <w:t>temp</w:t>
             </w:r>
             <w:proofErr w:type="gramEnd"/>
@@ -5678,7 +5679,6 @@
                 <w:sz w:val="21"/>
                 <w:szCs w:val="21"/>
               </w:rPr>
-              <w:lastRenderedPageBreak/>
               <w:t>temp</w:t>
             </w:r>
             <w:proofErr w:type="gramEnd"/>
@@ -6528,6 +6528,7 @@
                 <w:sz w:val="21"/>
                 <w:szCs w:val="21"/>
               </w:rPr>
+              <w:lastRenderedPageBreak/>
               <w:t>dist</w:t>
             </w:r>
             <w:proofErr w:type="spellEnd"/>
@@ -6594,7 +6595,6 @@
       </w:pPr>
       <w:proofErr w:type="spellStart"/>
       <w:r>
-        <w:lastRenderedPageBreak/>
         <w:t>PyInstaller</w:t>
       </w:r>
       <w:proofErr w:type="spellEnd"/>
@@ -6996,6 +6996,11 @@
     </w:p>
     <w:p>
       <w:pPr>
+        <w:spacing w:before="120" w:after="120"/>
+      </w:pPr>
+    </w:p>
+    <w:p>
+      <w:pPr>
         <w:pStyle w:val="Titre2"/>
         <w:spacing w:before="360" w:after="180"/>
       </w:pPr>
@@ -7086,6 +7091,7 @@
                 <w:sz w:val="21"/>
                 <w:szCs w:val="21"/>
               </w:rPr>
+              <w:lastRenderedPageBreak/>
               <w:t>Corrective</w:t>
             </w:r>
           </w:p>
@@ -7224,7 +7230,6 @@
                 <w:sz w:val="21"/>
                 <w:szCs w:val="21"/>
               </w:rPr>
-              <w:lastRenderedPageBreak/>
               <w:t>Documentaire</w:t>
             </w:r>
           </w:p>
@@ -7919,7 +7924,6 @@
         <w:spacing w:before="120" w:after="120"/>
       </w:pPr>
     </w:p>
-    <w:p/>
     <w:sectPr>
       <w:footerReference w:type="default" r:id="rId8"/>
       <w:pgSz w:w="15840" w:h="12240" w:orient="landscape"/>
@@ -10382,6 +10386,7 @@
   <w:style w:type="character" w:default="1" w:styleId="Policepardfaut">
     <w:name w:val="Default Paragraph Font"/>
     <w:uiPriority w:val="1"/>
+    <w:semiHidden/>
     <w:unhideWhenUsed/>
   </w:style>
   <w:style w:type="table" w:default="1" w:styleId="TableauNormal">

--- a/Specifications techniques MultiPrep.docx
+++ b/Specifications techniques MultiPrep.docx
@@ -32,7 +32,7 @@
         <w:pStyle w:val="Standard"/>
       </w:pPr>
       <w:r>
-        <w:t>Version documentée : v1.1.0</w:t>
+        <w:t>Version documentée : v1.1.1</w:t>
       </w:r>
     </w:p>
     <w:p>
@@ -40,13 +40,13 @@
         <w:pStyle w:val="Standard"/>
       </w:pPr>
       <w:r>
-        <w:t xml:space="preserve">Date : </w:t>
+        <w:t xml:space="preserve">Date : 1 juin 2026</w:t>
       </w:r>
       <w:r>
-        <w:t xml:space="preserve">11 </w:t>
+        <w:t xml:space="preserve"/>
       </w:r>
       <w:r>
-        <w:t>mai 2026</w:t>
+        <w:t/>
       </w:r>
     </w:p>
     <w:p>
@@ -2137,15 +2137,15 @@
                 <w:sz w:val="20"/>
                 <w:szCs w:val="20"/>
               </w:rPr>
-              <w:t>&gt;= 6</w:t>
-            </w:r>
-            <w:r>
-              <w:rPr>
-                <w:color w:val="111827"/>
-                <w:sz w:val="20"/>
-                <w:szCs w:val="20"/>
-              </w:rPr>
-              <w:t>.11</w:t>
+              <w:t>&gt;= 6.6</w:t>
+            </w:r>
+            <w:r>
+              <w:rPr>
+                <w:color w:val="111827"/>
+                <w:sz w:val="20"/>
+                <w:szCs w:val="20"/>
+              </w:rPr>
+              <w:t/>
             </w:r>
           </w:p>
         </w:tc>
@@ -2227,15 +2227,15 @@
                 <w:sz w:val="20"/>
                 <w:szCs w:val="20"/>
               </w:rPr>
-              <w:t>&gt;= 1.2</w:t>
-            </w:r>
-            <w:r>
-              <w:rPr>
-                <w:color w:val="111827"/>
-                <w:sz w:val="20"/>
-                <w:szCs w:val="20"/>
-              </w:rPr>
-              <w:t>7</w:t>
+              <w:t>== 1.26.7</w:t>
+            </w:r>
+            <w:r>
+              <w:rPr>
+                <w:color w:val="111827"/>
+                <w:sz w:val="20"/>
+                <w:szCs w:val="20"/>
+              </w:rPr>
+              <w:t/>
             </w:r>
           </w:p>
         </w:tc>
@@ -2320,7 +2320,7 @@
                 <w:sz w:val="20"/>
                 <w:szCs w:val="20"/>
               </w:rPr>
-              <w:t>&gt;= 4.0</w:t>
+              <w:t>== 6.10.2</w:t>
             </w:r>
           </w:p>
         </w:tc>
@@ -6899,7 +6899,7 @@
                 <w:sz w:val="20"/>
                 <w:szCs w:val="20"/>
               </w:rPr>
-              <w:t>Le projet limite les bibliothèques externes à trois dépendances principales.</w:t>
+              <w:t>Le projet limite les bibliothèques externes à trois dépendances principales. Les versions de PyMuPDF et pypdf sont épinglées dans requirements.txt pour garantir des installations reproductibles.</w:t>
             </w:r>
           </w:p>
         </w:tc>

--- a/Specifications techniques MultiPrep.docx
+++ b/Specifications techniques MultiPrep.docx
@@ -1800,7 +1800,7 @@
                 <w:sz w:val="21"/>
                 <w:szCs w:val="21"/>
               </w:rPr>
-              <w:t>Python 3.11 ou plus récent</w:t>
+              <w:t>Python 3.10 ou plus récent</w:t>
             </w:r>
           </w:p>
         </w:tc>
